--- a/docs/模型报告/粉笔_N下降段_模型更新与勘误_2026-10-25.docx
+++ b/docs/模型报告/粉笔_N下降段_模型更新与勘误_2026-10-25.docx
@@ -205,7 +205,7 @@
                 <w:rFonts w:ascii="Microsoft YaHei" w:hAnsi="Microsoft YaHei" w:eastAsia="微软雅黑"/>
                 <w:sz w:val="19"/>
               </w:rPr>
-              <w:t>N=3.64–4.00 N（3.1% 涨落）；I_c/I_plateau=1.004（有限强度截断）；∫I/I2=1.0000</w:t>
+              <w:t>N=3.969–4.000 N（0.25% 涨落）；I_c/I_plateau=1.002（有限强度截断）；∫I/I2=0.99994</w:t>
             </w:r>
           </w:p>
         </w:tc>
@@ -237,7 +237,39 @@
                 <w:rFonts w:ascii="Microsoft YaHei" w:hAnsi="Microsoft YaHei" w:eastAsia="微软雅黑"/>
                 <w:sz w:val="19"/>
               </w:rPr>
-              <w:t>σ0/rtol/阻尼稳健；k_n 刚性极限未收敛（0.3%→47.8% N 涨落）</w:t>
+              <w:t>σ0/rtol/阻尼稳健；同一 k_n 双分辨率一致；罚接触无唯一 k_n→∞ 极限</w:t>
+            </w:r>
+          </w:p>
+        </w:tc>
+      </w:tr>
+      <w:tr>
+        <w:tc>
+          <w:tcPr>
+            <w:tcW w:type="dxa" w:w="4320"/>
+          </w:tcPr>
+          <w:p>
+            <w:r/>
+            <w:r>
+              <w:rPr>
+                <w:rFonts w:ascii="Microsoft YaHei" w:hAnsi="Microsoft YaHei" w:eastAsia="微软雅黑"/>
+                <w:sz w:val="19"/>
+              </w:rPr>
+              <w:t>S5b</w:t>
+            </w:r>
+          </w:p>
+        </w:tc>
+        <w:tc>
+          <w:tcPr>
+            <w:tcW w:type="dxa" w:w="4320"/>
+          </w:tcPr>
+          <w:p>
+            <w:r/>
+            <w:r>
+              <w:rPr>
+                <w:rFonts w:ascii="Microsoft YaHei" w:hAnsi="Microsoft YaHei" w:eastAsia="微软雅黑"/>
+                <w:sz w:val="19"/>
+              </w:rPr>
+              <w:t>刚性接触（LCP）：t_stop=1.550 ms、I_c/I_p=1.000、约束残差 3e-13；罚/刚性差 7%–15%</w:t>
             </w:r>
           </w:p>
         </w:tc>
@@ -269,7 +301,7 @@
                 <w:rFonts w:ascii="Microsoft YaHei" w:hAnsi="Microsoft YaHei" w:eastAsia="微软雅黑"/>
                 <w:sz w:val="19"/>
               </w:rPr>
-              <w:t>k_y≥1e6 N/m、v=0.5–1.0 m/s 多数组平台+截断；低板速过短</w:t>
+              <w:t>罚模型 (k_x,k_y) 全平面平台+截断；旧“k_y 主控”结论作废；低板速过短</w:t>
             </w:r>
           </w:p>
         </w:tc>
@@ -301,7 +333,7 @@
                 <w:rFonts w:ascii="Microsoft YaHei" w:hAnsi="Microsoft YaHei" w:eastAsia="微软雅黑"/>
                 <w:sz w:val="19"/>
               </w:rPr>
-              <w:t>springslider 干净截断；viscous LuGre 下降尾（0.620）；tanh 不用于截断预言</w:t>
+              <w:t>springslider 干净截断（1.002）；viscous LuGre 下降尾（0.646）；tanh（0.932）不用于截断预言</w:t>
             </w:r>
           </w:p>
         </w:tc>
